--- a/docs/entregables/19_respaldo-retencion.docx
+++ b/docs/entregables/19_respaldo-retencion.docx
@@ -2729,10 +2729,21 @@
           <w:sz w:val="19"/>
           <w:shd w:val="clear" w:color="auto" w:fill="F2F2F2"/>
         </w:rPr>
+        <w:t>trg_auditoria_encadenar</w:t>
+      </w:r>
+      <w:r>
+        <w:t xml:space="preserve">, que ejecuta la función </w:t>
+      </w:r>
+      <w:r>
+        <w:rPr>
+          <w:rFonts w:ascii="Consolas" w:hAnsi="Consolas"/>
+          <w:sz w:val="19"/>
+          <w:shd w:val="clear" w:color="auto" w:fill="F2F2F2"/>
+        </w:rPr>
         <w:t>fn_auditoria_encadenar</w:t>
       </w:r>
       <w:r>
-        <w:t xml:space="preserve"> reasigna </w:t>
+        <w:t xml:space="preserve">, reasigna </w:t>
       </w:r>
       <w:r>
         <w:rPr>
@@ -2781,7 +2792,18 @@
     </w:p>
     <w:p>
       <w:r>
-        <w:t xml:space="preserve">Hay que comprobar qué hace la restauración. Si el trigger se dispara, se restaura con </w:t>
+        <w:t xml:space="preserve">En una restauración completa, </w:t>
+      </w:r>
+      <w:r>
+        <w:rPr>
+          <w:rFonts w:ascii="Consolas" w:hAnsi="Consolas"/>
+          <w:sz w:val="19"/>
+          <w:shd w:val="clear" w:color="auto" w:fill="F2F2F2"/>
+        </w:rPr>
+        <w:t>pg_dump</w:t>
+      </w:r>
+      <w:r>
+        <w:t xml:space="preserve"> crea los triggers después de cargar los datos, así que en principio no se disparan; el problema aparece en una restauración sólo de datos sobre un esquema ya creado. Hay que comprobarlo con la prueba. Si el trigger se dispara, se restaura con </w:t>
       </w:r>
       <w:r>
         <w:rPr>
@@ -2891,7 +2913,7 @@
       <w:r>
         <w:drawing>
           <wp:inline xmlns:a="http://schemas.openxmlformats.org/drawingml/2006/main" xmlns:pic="http://schemas.openxmlformats.org/drawingml/2006/picture">
-            <wp:extent cx="2340000" cy="6171037"/>
+            <wp:extent cx="2340000" cy="6327988"/>
             <wp:docPr id="1" name="Picture 1"/>
             <wp:cNvGraphicFramePr>
               <a:graphicFrameLocks noChangeAspect="1"/>
@@ -2912,7 +2934,7 @@
                   <pic:spPr>
                     <a:xfrm>
                       <a:off x="0" y="0"/>
-                      <a:ext cx="2340000" cy="6171037"/>
+                      <a:ext cx="2340000" cy="6327988"/>
                     </a:xfrm>
                     <a:prstGeom prst="rect"/>
                   </pic:spPr>
